--- a/docs/AI217_YIELDMAP_report.docx
+++ b/docs/AI217_YIELDMAP_report.docx
@@ -121,7 +121,7 @@
     </w:p>
     <w:p>
       <w:r>
-        <w:br/>
+        <w:br w:type="page"/>
       </w:r>
     </w:p>
     <w:p>
@@ -130,6 +130,20 @@
       </w:pPr>
       <w:r>
         <w:t>Contents</w:t>
+      </w:r>
+    </w:p>
+    <w:p>
+      <w:pPr>
+        <w:spacing w:after="200"/>
+      </w:pPr>
+      <w:r>
+        <w:rPr>
+          <w:b w:val="0"/>
+          <w:i/>
+          <w:color w:val="5A5A5A"/>
+          <w:sz w:val="18"/>
+        </w:rPr>
+        <w:t>Word builds this list from the document's headings. If it is empty, right-click it and choose Update Field.</w:t>
       </w:r>
     </w:p>
     <w:p>
@@ -144,7 +158,7 @@
     </w:p>
     <w:p>
       <w:r>
-        <w:br/>
+        <w:br w:type="page"/>
       </w:r>
     </w:p>
     <w:p>
@@ -221,9 +235,13 @@
         <w:gridCol w:w="1904"/>
       </w:tblGrid>
       <w:tr>
+        <w:trPr>
+          <w:tblHeader w:val="true"/>
+          <w:cantSplit/>
+        </w:trPr>
         <w:tc>
           <w:tcPr>
-            <w:tcW w:type="dxa" w:w="2268"/>
+            <w:tcW w:type="dxa" w:w="1984"/>
             <w:shd w:val="clear" w:fill="EDF4F2"/>
           </w:tcPr>
           <w:p>
@@ -240,7 +258,7 @@
         </w:tc>
         <w:tc>
           <w:tcPr>
-            <w:tcW w:type="dxa" w:w="3175"/>
+            <w:tcW w:type="dxa" w:w="2835"/>
             <w:shd w:val="clear" w:fill="EDF4F2"/>
           </w:tcPr>
           <w:p>
@@ -257,7 +275,7 @@
         </w:tc>
         <w:tc>
           <w:tcPr>
-            <w:tcW w:type="dxa" w:w="1587"/>
+            <w:tcW w:type="dxa" w:w="1531"/>
             <w:shd w:val="clear" w:fill="EDF4F2"/>
           </w:tcPr>
           <w:p>
@@ -274,7 +292,7 @@
         </w:tc>
         <w:tc>
           <w:tcPr>
-            <w:tcW w:type="dxa" w:w="850"/>
+            <w:tcW w:type="dxa" w:w="794"/>
             <w:shd w:val="clear" w:fill="EDF4F2"/>
           </w:tcPr>
           <w:p>
@@ -291,7 +309,7 @@
         </w:tc>
         <w:tc>
           <w:tcPr>
-            <w:tcW w:type="dxa" w:w="1304"/>
+            <w:tcW w:type="dxa" w:w="2041"/>
             <w:shd w:val="clear" w:fill="EDF4F2"/>
           </w:tcPr>
           <w:p>
@@ -302,15 +320,18 @@
                 <w:color w:val="1F7A70"/>
                 <w:sz w:val="18"/>
               </w:rPr>
-              <w:t>Source</w:t>
+              <w:t>In docs/results/</w:t>
             </w:r>
           </w:p>
         </w:tc>
       </w:tr>
       <w:tr>
+        <w:trPr>
+          <w:cantSplit/>
+        </w:trPr>
         <w:tc>
           <w:tcPr>
-            <w:tcW w:type="dxa" w:w="2268"/>
+            <w:tcW w:type="dxa" w:w="1984"/>
           </w:tcPr>
           <w:p>
             <w:r>
@@ -323,7 +344,7 @@
         </w:tc>
         <w:tc>
           <w:tcPr>
-            <w:tcW w:type="dxa" w:w="3175"/>
+            <w:tcW w:type="dxa" w:w="2835"/>
           </w:tcPr>
           <w:p>
             <w:r>
@@ -336,7 +357,7 @@
         </w:tc>
         <w:tc>
           <w:tcPr>
-            <w:tcW w:type="dxa" w:w="1587"/>
+            <w:tcW w:type="dxa" w:w="1531"/>
           </w:tcPr>
           <w:p>
             <w:r>
@@ -349,7 +370,7 @@
         </w:tc>
         <w:tc>
           <w:tcPr>
-            <w:tcW w:type="dxa" w:w="850"/>
+            <w:tcW w:type="dxa" w:w="794"/>
           </w:tcPr>
           <w:p>
             <w:r>
@@ -362,7 +383,7 @@
         </w:tc>
         <w:tc>
           <w:tcPr>
-            <w:tcW w:type="dxa" w:w="1304"/>
+            <w:tcW w:type="dxa" w:w="2041"/>
           </w:tcPr>
           <w:p>
             <w:r>
@@ -371,15 +392,18 @@
                 <w:color w:val="5A5A5A"/>
                 <w:sz w:val="15"/>
               </w:rPr>
-              <w:t>redteam.json</w:t>
+              <w:t>redteam</w:t>
             </w:r>
           </w:p>
         </w:tc>
       </w:tr>
       <w:tr>
+        <w:trPr>
+          <w:cantSplit/>
+        </w:trPr>
         <w:tc>
           <w:tcPr>
-            <w:tcW w:type="dxa" w:w="2268"/>
+            <w:tcW w:type="dxa" w:w="1984"/>
           </w:tcPr>
           <w:p>
             <w:r>
@@ -392,20 +416,20 @@
         </w:tc>
         <w:tc>
           <w:tcPr>
-            <w:tcW w:type="dxa" w:w="3175"/>
+            <w:tcW w:type="dxa" w:w="2835"/>
           </w:tcPr>
           <w:p>
             <w:r>
               <w:rPr>
                 <w:sz w:val="17"/>
               </w:rPr>
-              <w:t>83.82% of 6,650 statements; 10 rule-enforcing modules held to 85%</w:t>
+              <w:t>83.88% of 6,676 statements; 10 rule-enforcing modules held to 85%</w:t>
             </w:r>
           </w:p>
         </w:tc>
         <w:tc>
           <w:tcPr>
-            <w:tcW w:type="dxa" w:w="1587"/>
+            <w:tcW w:type="dxa" w:w="1531"/>
           </w:tcPr>
           <w:p>
             <w:r>
@@ -418,7 +442,7 @@
         </w:tc>
         <w:tc>
           <w:tcPr>
-            <w:tcW w:type="dxa" w:w="850"/>
+            <w:tcW w:type="dxa" w:w="794"/>
           </w:tcPr>
           <w:p>
             <w:r>
@@ -431,7 +455,7 @@
         </w:tc>
         <w:tc>
           <w:tcPr>
-            <w:tcW w:type="dxa" w:w="1304"/>
+            <w:tcW w:type="dxa" w:w="2041"/>
           </w:tcPr>
           <w:p>
             <w:r>
@@ -440,15 +464,18 @@
                 <w:color w:val="5A5A5A"/>
                 <w:sz w:val="15"/>
               </w:rPr>
-              <w:t>coverage.json</w:t>
+              <w:t>coverage</w:t>
             </w:r>
           </w:p>
         </w:tc>
       </w:tr>
       <w:tr>
+        <w:trPr>
+          <w:cantSplit/>
+        </w:trPr>
         <w:tc>
           <w:tcPr>
-            <w:tcW w:type="dxa" w:w="2268"/>
+            <w:tcW w:type="dxa" w:w="1984"/>
           </w:tcPr>
           <w:p>
             <w:r>
@@ -461,7 +488,7 @@
         </w:tc>
         <w:tc>
           <w:tcPr>
-            <w:tcW w:type="dxa" w:w="3175"/>
+            <w:tcW w:type="dxa" w:w="2835"/>
           </w:tcPr>
           <w:p>
             <w:r>
@@ -474,7 +501,7 @@
         </w:tc>
         <w:tc>
           <w:tcPr>
-            <w:tcW w:type="dxa" w:w="1587"/>
+            <w:tcW w:type="dxa" w:w="1531"/>
           </w:tcPr>
           <w:p>
             <w:r>
@@ -487,7 +514,7 @@
         </w:tc>
         <w:tc>
           <w:tcPr>
-            <w:tcW w:type="dxa" w:w="850"/>
+            <w:tcW w:type="dxa" w:w="794"/>
           </w:tcPr>
           <w:p>
             <w:r>
@@ -500,7 +527,7 @@
         </w:tc>
         <w:tc>
           <w:tcPr>
-            <w:tcW w:type="dxa" w:w="1304"/>
+            <w:tcW w:type="dxa" w:w="2041"/>
           </w:tcPr>
           <w:p>
             <w:r>
@@ -509,15 +536,18 @@
                 <w:color w:val="5A5A5A"/>
                 <w:sz w:val="15"/>
               </w:rPr>
-              <w:t>accessibility_desktop.json</w:t>
+              <w:t>accessibility_desktop</w:t>
             </w:r>
           </w:p>
         </w:tc>
       </w:tr>
       <w:tr>
+        <w:trPr>
+          <w:cantSplit/>
+        </w:trPr>
         <w:tc>
           <w:tcPr>
-            <w:tcW w:type="dxa" w:w="2268"/>
+            <w:tcW w:type="dxa" w:w="1984"/>
           </w:tcPr>
           <w:p>
             <w:r>
@@ -530,7 +560,7 @@
         </w:tc>
         <w:tc>
           <w:tcPr>
-            <w:tcW w:type="dxa" w:w="3175"/>
+            <w:tcW w:type="dxa" w:w="2835"/>
           </w:tcPr>
           <w:p>
             <w:r>
@@ -543,7 +573,7 @@
         </w:tc>
         <w:tc>
           <w:tcPr>
-            <w:tcW w:type="dxa" w:w="1587"/>
+            <w:tcW w:type="dxa" w:w="1531"/>
           </w:tcPr>
           <w:p>
             <w:r>
@@ -556,7 +586,7 @@
         </w:tc>
         <w:tc>
           <w:tcPr>
-            <w:tcW w:type="dxa" w:w="850"/>
+            <w:tcW w:type="dxa" w:w="794"/>
           </w:tcPr>
           <w:p>
             <w:r>
@@ -569,7 +599,7 @@
         </w:tc>
         <w:tc>
           <w:tcPr>
-            <w:tcW w:type="dxa" w:w="1304"/>
+            <w:tcW w:type="dxa" w:w="2041"/>
           </w:tcPr>
           <w:p>
             <w:r>
@@ -578,15 +608,18 @@
                 <w:color w:val="5A5A5A"/>
                 <w:sz w:val="15"/>
               </w:rPr>
-              <w:t>bundle.json</w:t>
+              <w:t>bundle</w:t>
             </w:r>
           </w:p>
         </w:tc>
       </w:tr>
       <w:tr>
+        <w:trPr>
+          <w:cantSplit/>
+        </w:trPr>
         <w:tc>
           <w:tcPr>
-            <w:tcW w:type="dxa" w:w="2268"/>
+            <w:tcW w:type="dxa" w:w="1984"/>
           </w:tcPr>
           <w:p>
             <w:r>
@@ -599,7 +632,7 @@
         </w:tc>
         <w:tc>
           <w:tcPr>
-            <w:tcW w:type="dxa" w:w="3175"/>
+            <w:tcW w:type="dxa" w:w="2835"/>
           </w:tcPr>
           <w:p>
             <w:r>
@@ -612,7 +645,7 @@
         </w:tc>
         <w:tc>
           <w:tcPr>
-            <w:tcW w:type="dxa" w:w="1587"/>
+            <w:tcW w:type="dxa" w:w="1531"/>
           </w:tcPr>
           <w:p>
             <w:r>
@@ -625,7 +658,7 @@
         </w:tc>
         <w:tc>
           <w:tcPr>
-            <w:tcW w:type="dxa" w:w="850"/>
+            <w:tcW w:type="dxa" w:w="794"/>
           </w:tcPr>
           <w:p>
             <w:r>
@@ -638,7 +671,7 @@
         </w:tc>
         <w:tc>
           <w:tcPr>
-            <w:tcW w:type="dxa" w:w="1304"/>
+            <w:tcW w:type="dxa" w:w="2041"/>
           </w:tcPr>
           <w:p>
             <w:r>
@@ -647,15 +680,18 @@
                 <w:color w:val="5A5A5A"/>
                 <w:sz w:val="15"/>
               </w:rPr>
-              <w:t>unit_economics.json</w:t>
+              <w:t>unit_economics</w:t>
             </w:r>
           </w:p>
         </w:tc>
       </w:tr>
       <w:tr>
+        <w:trPr>
+          <w:cantSplit/>
+        </w:trPr>
         <w:tc>
           <w:tcPr>
-            <w:tcW w:type="dxa" w:w="2268"/>
+            <w:tcW w:type="dxa" w:w="1984"/>
           </w:tcPr>
           <w:p>
             <w:r>
@@ -668,7 +704,7 @@
         </w:tc>
         <w:tc>
           <w:tcPr>
-            <w:tcW w:type="dxa" w:w="3175"/>
+            <w:tcW w:type="dxa" w:w="2835"/>
           </w:tcPr>
           <w:p>
             <w:r>
@@ -681,7 +717,7 @@
         </w:tc>
         <w:tc>
           <w:tcPr>
-            <w:tcW w:type="dxa" w:w="1587"/>
+            <w:tcW w:type="dxa" w:w="1531"/>
           </w:tcPr>
           <w:p>
             <w:r>
@@ -694,7 +730,7 @@
         </w:tc>
         <w:tc>
           <w:tcPr>
-            <w:tcW w:type="dxa" w:w="850"/>
+            <w:tcW w:type="dxa" w:w="794"/>
           </w:tcPr>
           <w:p>
             <w:r>
@@ -709,7 +745,7 @@
         </w:tc>
         <w:tc>
           <w:tcPr>
-            <w:tcW w:type="dxa" w:w="1304"/>
+            <w:tcW w:type="dxa" w:w="2041"/>
           </w:tcPr>
           <w:p>
             <w:r>
@@ -718,7 +754,7 @@
                 <w:color w:val="5A5A5A"/>
                 <w:sz w:val="15"/>
               </w:rPr>
-              <w:t>rag_eval.json</w:t>
+              <w:t>rag_eval</w:t>
             </w:r>
           </w:p>
         </w:tc>
@@ -950,9 +986,13 @@
         <w:gridCol w:w="1904"/>
       </w:tblGrid>
       <w:tr>
+        <w:trPr>
+          <w:tblHeader w:val="true"/>
+          <w:cantSplit/>
+        </w:trPr>
         <w:tc>
           <w:tcPr>
-            <w:tcW w:type="dxa" w:w="2268"/>
+            <w:tcW w:type="dxa" w:w="1984"/>
             <w:shd w:val="clear" w:fill="EDF4F2"/>
           </w:tcPr>
           <w:p>
@@ -969,7 +1009,7 @@
         </w:tc>
         <w:tc>
           <w:tcPr>
-            <w:tcW w:type="dxa" w:w="3175"/>
+            <w:tcW w:type="dxa" w:w="2835"/>
             <w:shd w:val="clear" w:fill="EDF4F2"/>
           </w:tcPr>
           <w:p>
@@ -986,7 +1026,7 @@
         </w:tc>
         <w:tc>
           <w:tcPr>
-            <w:tcW w:type="dxa" w:w="1587"/>
+            <w:tcW w:type="dxa" w:w="1531"/>
             <w:shd w:val="clear" w:fill="EDF4F2"/>
           </w:tcPr>
           <w:p>
@@ -1003,7 +1043,7 @@
         </w:tc>
         <w:tc>
           <w:tcPr>
-            <w:tcW w:type="dxa" w:w="850"/>
+            <w:tcW w:type="dxa" w:w="794"/>
             <w:shd w:val="clear" w:fill="EDF4F2"/>
           </w:tcPr>
           <w:p>
@@ -1020,7 +1060,7 @@
         </w:tc>
         <w:tc>
           <w:tcPr>
-            <w:tcW w:type="dxa" w:w="1304"/>
+            <w:tcW w:type="dxa" w:w="2041"/>
             <w:shd w:val="clear" w:fill="EDF4F2"/>
           </w:tcPr>
           <w:p>
@@ -1031,15 +1071,18 @@
                 <w:color w:val="1F7A70"/>
                 <w:sz w:val="18"/>
               </w:rPr>
-              <w:t>Source</w:t>
+              <w:t>In docs/results/</w:t>
             </w:r>
           </w:p>
         </w:tc>
       </w:tr>
       <w:tr>
+        <w:trPr>
+          <w:cantSplit/>
+        </w:trPr>
         <w:tc>
           <w:tcPr>
-            <w:tcW w:type="dxa" w:w="2268"/>
+            <w:tcW w:type="dxa" w:w="1984"/>
           </w:tcPr>
           <w:p>
             <w:r>
@@ -1052,7 +1095,7 @@
         </w:tc>
         <w:tc>
           <w:tcPr>
-            <w:tcW w:type="dxa" w:w="3175"/>
+            <w:tcW w:type="dxa" w:w="2835"/>
           </w:tcPr>
           <w:p>
             <w:r>
@@ -1065,7 +1108,7 @@
         </w:tc>
         <w:tc>
           <w:tcPr>
-            <w:tcW w:type="dxa" w:w="1587"/>
+            <w:tcW w:type="dxa" w:w="1531"/>
           </w:tcPr>
           <w:p>
             <w:r>
@@ -1078,7 +1121,7 @@
         </w:tc>
         <w:tc>
           <w:tcPr>
-            <w:tcW w:type="dxa" w:w="850"/>
+            <w:tcW w:type="dxa" w:w="794"/>
           </w:tcPr>
           <w:p>
             <w:r>
@@ -1093,7 +1136,7 @@
         </w:tc>
         <w:tc>
           <w:tcPr>
-            <w:tcW w:type="dxa" w:w="1304"/>
+            <w:tcW w:type="dxa" w:w="2041"/>
           </w:tcPr>
           <w:p>
             <w:r>
@@ -1102,15 +1145,18 @@
                 <w:color w:val="5A5A5A"/>
                 <w:sz w:val="15"/>
               </w:rPr>
-              <w:t>hedonic.json</w:t>
+              <w:t>hedonic</w:t>
             </w:r>
           </w:p>
         </w:tc>
       </w:tr>
       <w:tr>
+        <w:trPr>
+          <w:cantSplit/>
+        </w:trPr>
         <w:tc>
           <w:tcPr>
-            <w:tcW w:type="dxa" w:w="2268"/>
+            <w:tcW w:type="dxa" w:w="1984"/>
           </w:tcPr>
           <w:p>
             <w:r>
@@ -1123,7 +1169,7 @@
         </w:tc>
         <w:tc>
           <w:tcPr>
-            <w:tcW w:type="dxa" w:w="3175"/>
+            <w:tcW w:type="dxa" w:w="2835"/>
           </w:tcPr>
           <w:p>
             <w:r>
@@ -1136,7 +1182,7 @@
         </w:tc>
         <w:tc>
           <w:tcPr>
-            <w:tcW w:type="dxa" w:w="1587"/>
+            <w:tcW w:type="dxa" w:w="1531"/>
           </w:tcPr>
           <w:p>
             <w:r>
@@ -1149,7 +1195,7 @@
         </w:tc>
         <w:tc>
           <w:tcPr>
-            <w:tcW w:type="dxa" w:w="850"/>
+            <w:tcW w:type="dxa" w:w="794"/>
           </w:tcPr>
           <w:p>
             <w:r>
@@ -1164,7 +1210,7 @@
         </w:tc>
         <w:tc>
           <w:tcPr>
-            <w:tcW w:type="dxa" w:w="1304"/>
+            <w:tcW w:type="dxa" w:w="2041"/>
           </w:tcPr>
           <w:p>
             <w:r>
@@ -1173,15 +1219,18 @@
                 <w:color w:val="5A5A5A"/>
                 <w:sz w:val="15"/>
               </w:rPr>
-              <w:t>hedonic.json</w:t>
+              <w:t>hedonic</w:t>
             </w:r>
           </w:p>
         </w:tc>
       </w:tr>
       <w:tr>
+        <w:trPr>
+          <w:cantSplit/>
+        </w:trPr>
         <w:tc>
           <w:tcPr>
-            <w:tcW w:type="dxa" w:w="2268"/>
+            <w:tcW w:type="dxa" w:w="1984"/>
           </w:tcPr>
           <w:p>
             <w:r>
@@ -1194,7 +1243,7 @@
         </w:tc>
         <w:tc>
           <w:tcPr>
-            <w:tcW w:type="dxa" w:w="3175"/>
+            <w:tcW w:type="dxa" w:w="2835"/>
           </w:tcPr>
           <w:p>
             <w:r>
@@ -1207,7 +1256,7 @@
         </w:tc>
         <w:tc>
           <w:tcPr>
-            <w:tcW w:type="dxa" w:w="1587"/>
+            <w:tcW w:type="dxa" w:w="1531"/>
           </w:tcPr>
           <w:p>
             <w:r>
@@ -1220,7 +1269,7 @@
         </w:tc>
         <w:tc>
           <w:tcPr>
-            <w:tcW w:type="dxa" w:w="850"/>
+            <w:tcW w:type="dxa" w:w="794"/>
           </w:tcPr>
           <w:p>
             <w:r>
@@ -1235,7 +1284,7 @@
         </w:tc>
         <w:tc>
           <w:tcPr>
-            <w:tcW w:type="dxa" w:w="1304"/>
+            <w:tcW w:type="dxa" w:w="2041"/>
           </w:tcPr>
           <w:p>
             <w:r>
@@ -1244,15 +1293,18 @@
                 <w:color w:val="5A5A5A"/>
                 <w:sz w:val="15"/>
               </w:rPr>
-              <w:t>index.json</w:t>
+              <w:t>index</w:t>
             </w:r>
           </w:p>
         </w:tc>
       </w:tr>
       <w:tr>
+        <w:trPr>
+          <w:cantSplit/>
+        </w:trPr>
         <w:tc>
           <w:tcPr>
-            <w:tcW w:type="dxa" w:w="2268"/>
+            <w:tcW w:type="dxa" w:w="1984"/>
           </w:tcPr>
           <w:p>
             <w:r>
@@ -1265,7 +1317,7 @@
         </w:tc>
         <w:tc>
           <w:tcPr>
-            <w:tcW w:type="dxa" w:w="3175"/>
+            <w:tcW w:type="dxa" w:w="2835"/>
           </w:tcPr>
           <w:p>
             <w:r>
@@ -1278,7 +1330,7 @@
         </w:tc>
         <w:tc>
           <w:tcPr>
-            <w:tcW w:type="dxa" w:w="1587"/>
+            <w:tcW w:type="dxa" w:w="1531"/>
           </w:tcPr>
           <w:p>
             <w:r>
@@ -1291,7 +1343,7 @@
         </w:tc>
         <w:tc>
           <w:tcPr>
-            <w:tcW w:type="dxa" w:w="850"/>
+            <w:tcW w:type="dxa" w:w="794"/>
           </w:tcPr>
           <w:p>
             <w:r>
@@ -1306,7 +1358,7 @@
         </w:tc>
         <w:tc>
           <w:tcPr>
-            <w:tcW w:type="dxa" w:w="1304"/>
+            <w:tcW w:type="dxa" w:w="2041"/>
           </w:tcPr>
           <w:p>
             <w:r>
@@ -1315,15 +1367,18 @@
                 <w:color w:val="5A5A5A"/>
                 <w:sz w:val="15"/>
               </w:rPr>
-              <w:t>yield.json</w:t>
+              <w:t>yield</w:t>
             </w:r>
           </w:p>
         </w:tc>
       </w:tr>
       <w:tr>
+        <w:trPr>
+          <w:cantSplit/>
+        </w:trPr>
         <w:tc>
           <w:tcPr>
-            <w:tcW w:type="dxa" w:w="2268"/>
+            <w:tcW w:type="dxa" w:w="1984"/>
           </w:tcPr>
           <w:p>
             <w:r>
@@ -1336,7 +1391,7 @@
         </w:tc>
         <w:tc>
           <w:tcPr>
-            <w:tcW w:type="dxa" w:w="3175"/>
+            <w:tcW w:type="dxa" w:w="2835"/>
           </w:tcPr>
           <w:p>
             <w:r>
@@ -1349,7 +1404,7 @@
         </w:tc>
         <w:tc>
           <w:tcPr>
-            <w:tcW w:type="dxa" w:w="1587"/>
+            <w:tcW w:type="dxa" w:w="1531"/>
           </w:tcPr>
           <w:p>
             <w:r>
@@ -1362,7 +1417,7 @@
         </w:tc>
         <w:tc>
           <w:tcPr>
-            <w:tcW w:type="dxa" w:w="850"/>
+            <w:tcW w:type="dxa" w:w="794"/>
           </w:tcPr>
           <w:p>
             <w:r>
@@ -1377,7 +1432,7 @@
         </w:tc>
         <w:tc>
           <w:tcPr>
-            <w:tcW w:type="dxa" w:w="1304"/>
+            <w:tcW w:type="dxa" w:w="2041"/>
           </w:tcPr>
           <w:p>
             <w:r>
@@ -1386,15 +1441,18 @@
                 <w:color w:val="5A5A5A"/>
                 <w:sz w:val="15"/>
               </w:rPr>
-              <w:t>yield.json</w:t>
+              <w:t>yield</w:t>
             </w:r>
           </w:p>
         </w:tc>
       </w:tr>
       <w:tr>
+        <w:trPr>
+          <w:cantSplit/>
+        </w:trPr>
         <w:tc>
           <w:tcPr>
-            <w:tcW w:type="dxa" w:w="2268"/>
+            <w:tcW w:type="dxa" w:w="1984"/>
           </w:tcPr>
           <w:p>
             <w:r>
@@ -1407,7 +1465,7 @@
         </w:tc>
         <w:tc>
           <w:tcPr>
-            <w:tcW w:type="dxa" w:w="3175"/>
+            <w:tcW w:type="dxa" w:w="2835"/>
           </w:tcPr>
           <w:p>
             <w:r>
@@ -1420,7 +1478,7 @@
         </w:tc>
         <w:tc>
           <w:tcPr>
-            <w:tcW w:type="dxa" w:w="1587"/>
+            <w:tcW w:type="dxa" w:w="1531"/>
           </w:tcPr>
           <w:p>
             <w:r>
@@ -1433,7 +1491,7 @@
         </w:tc>
         <w:tc>
           <w:tcPr>
-            <w:tcW w:type="dxa" w:w="850"/>
+            <w:tcW w:type="dxa" w:w="794"/>
           </w:tcPr>
           <w:p>
             <w:r>
@@ -1448,7 +1506,7 @@
         </w:tc>
         <w:tc>
           <w:tcPr>
-            <w:tcW w:type="dxa" w:w="1304"/>
+            <w:tcW w:type="dxa" w:w="2041"/>
           </w:tcPr>
           <w:p>
             <w:r>
@@ -1457,15 +1515,18 @@
                 <w:color w:val="5A5A5A"/>
                 <w:sz w:val="15"/>
               </w:rPr>
-              <w:t>forecast.json</w:t>
+              <w:t>forecast</w:t>
             </w:r>
           </w:p>
         </w:tc>
       </w:tr>
       <w:tr>
+        <w:trPr>
+          <w:cantSplit/>
+        </w:trPr>
         <w:tc>
           <w:tcPr>
-            <w:tcW w:type="dxa" w:w="2268"/>
+            <w:tcW w:type="dxa" w:w="1984"/>
           </w:tcPr>
           <w:p>
             <w:r>
@@ -1478,7 +1539,7 @@
         </w:tc>
         <w:tc>
           <w:tcPr>
-            <w:tcW w:type="dxa" w:w="3175"/>
+            <w:tcW w:type="dxa" w:w="2835"/>
           </w:tcPr>
           <w:p>
             <w:r>
@@ -1491,7 +1552,7 @@
         </w:tc>
         <w:tc>
           <w:tcPr>
-            <w:tcW w:type="dxa" w:w="1587"/>
+            <w:tcW w:type="dxa" w:w="1531"/>
           </w:tcPr>
           <w:p>
             <w:r>
@@ -1504,7 +1565,7 @@
         </w:tc>
         <w:tc>
           <w:tcPr>
-            <w:tcW w:type="dxa" w:w="850"/>
+            <w:tcW w:type="dxa" w:w="794"/>
           </w:tcPr>
           <w:p>
             <w:r>
@@ -1519,7 +1580,7 @@
         </w:tc>
         <w:tc>
           <w:tcPr>
-            <w:tcW w:type="dxa" w:w="1304"/>
+            <w:tcW w:type="dxa" w:w="2041"/>
           </w:tcPr>
           <w:p>
             <w:r>
@@ -1528,15 +1589,18 @@
                 <w:color w:val="5A5A5A"/>
                 <w:sz w:val="15"/>
               </w:rPr>
-              <w:t>risk.json</w:t>
+              <w:t>risk</w:t>
             </w:r>
           </w:p>
         </w:tc>
       </w:tr>
       <w:tr>
+        <w:trPr>
+          <w:cantSplit/>
+        </w:trPr>
         <w:tc>
           <w:tcPr>
-            <w:tcW w:type="dxa" w:w="2268"/>
+            <w:tcW w:type="dxa" w:w="1984"/>
           </w:tcPr>
           <w:p>
             <w:r>
@@ -1549,7 +1613,7 @@
         </w:tc>
         <w:tc>
           <w:tcPr>
-            <w:tcW w:type="dxa" w:w="3175"/>
+            <w:tcW w:type="dxa" w:w="2835"/>
           </w:tcPr>
           <w:p>
             <w:r>
@@ -1562,7 +1626,7 @@
         </w:tc>
         <w:tc>
           <w:tcPr>
-            <w:tcW w:type="dxa" w:w="1587"/>
+            <w:tcW w:type="dxa" w:w="1531"/>
           </w:tcPr>
           <w:p>
             <w:r>
@@ -1575,7 +1639,7 @@
         </w:tc>
         <w:tc>
           <w:tcPr>
-            <w:tcW w:type="dxa" w:w="850"/>
+            <w:tcW w:type="dxa" w:w="794"/>
           </w:tcPr>
           <w:p>
             <w:r>
@@ -1590,7 +1654,7 @@
         </w:tc>
         <w:tc>
           <w:tcPr>
-            <w:tcW w:type="dxa" w:w="1304"/>
+            <w:tcW w:type="dxa" w:w="2041"/>
           </w:tcPr>
           <w:p>
             <w:r>
@@ -1599,15 +1663,18 @@
                 <w:color w:val="5A5A5A"/>
                 <w:sz w:val="15"/>
               </w:rPr>
-              <w:t>portfolio.json</w:t>
+              <w:t>portfolio</w:t>
             </w:r>
           </w:p>
         </w:tc>
       </w:tr>
       <w:tr>
+        <w:trPr>
+          <w:cantSplit/>
+        </w:trPr>
         <w:tc>
           <w:tcPr>
-            <w:tcW w:type="dxa" w:w="2268"/>
+            <w:tcW w:type="dxa" w:w="1984"/>
           </w:tcPr>
           <w:p>
             <w:r>
@@ -1620,7 +1687,7 @@
         </w:tc>
         <w:tc>
           <w:tcPr>
-            <w:tcW w:type="dxa" w:w="3175"/>
+            <w:tcW w:type="dxa" w:w="2835"/>
           </w:tcPr>
           <w:p>
             <w:r>
@@ -1633,7 +1700,7 @@
         </w:tc>
         <w:tc>
           <w:tcPr>
-            <w:tcW w:type="dxa" w:w="1587"/>
+            <w:tcW w:type="dxa" w:w="1531"/>
           </w:tcPr>
           <w:p>
             <w:r>
@@ -1646,7 +1713,7 @@
         </w:tc>
         <w:tc>
           <w:tcPr>
-            <w:tcW w:type="dxa" w:w="850"/>
+            <w:tcW w:type="dxa" w:w="794"/>
           </w:tcPr>
           <w:p>
             <w:r>
@@ -1661,7 +1728,7 @@
         </w:tc>
         <w:tc>
           <w:tcPr>
-            <w:tcW w:type="dxa" w:w="1304"/>
+            <w:tcW w:type="dxa" w:w="2041"/>
           </w:tcPr>
           <w:p>
             <w:r>
@@ -1670,15 +1737,18 @@
                 <w:color w:val="5A5A5A"/>
                 <w:sz w:val="15"/>
               </w:rPr>
-              <w:t>dcf.json</w:t>
+              <w:t>dcf</w:t>
             </w:r>
           </w:p>
         </w:tc>
       </w:tr>
       <w:tr>
+        <w:trPr>
+          <w:cantSplit/>
+        </w:trPr>
         <w:tc>
           <w:tcPr>
-            <w:tcW w:type="dxa" w:w="2268"/>
+            <w:tcW w:type="dxa" w:w="1984"/>
           </w:tcPr>
           <w:p>
             <w:r>
@@ -1691,7 +1761,7 @@
         </w:tc>
         <w:tc>
           <w:tcPr>
-            <w:tcW w:type="dxa" w:w="3175"/>
+            <w:tcW w:type="dxa" w:w="2835"/>
           </w:tcPr>
           <w:p>
             <w:r>
@@ -1704,7 +1774,7 @@
         </w:tc>
         <w:tc>
           <w:tcPr>
-            <w:tcW w:type="dxa" w:w="1587"/>
+            <w:tcW w:type="dxa" w:w="1531"/>
           </w:tcPr>
           <w:p>
             <w:r>
@@ -1717,7 +1787,7 @@
         </w:tc>
         <w:tc>
           <w:tcPr>
-            <w:tcW w:type="dxa" w:w="850"/>
+            <w:tcW w:type="dxa" w:w="794"/>
           </w:tcPr>
           <w:p>
             <w:r>
@@ -1732,7 +1802,7 @@
         </w:tc>
         <w:tc>
           <w:tcPr>
-            <w:tcW w:type="dxa" w:w="1304"/>
+            <w:tcW w:type="dxa" w:w="2041"/>
           </w:tcPr>
           <w:p>
             <w:r>
@@ -1741,7 +1811,7 @@
                 <w:color w:val="5A5A5A"/>
                 <w:sz w:val="15"/>
               </w:rPr>
-              <w:t>developers.json</w:t>
+              <w:t>developers</w:t>
             </w:r>
           </w:p>
         </w:tc>
@@ -1880,9 +1950,13 @@
         <w:gridCol w:w="1904"/>
       </w:tblGrid>
       <w:tr>
+        <w:trPr>
+          <w:tblHeader w:val="true"/>
+          <w:cantSplit/>
+        </w:trPr>
         <w:tc>
           <w:tcPr>
-            <w:tcW w:type="dxa" w:w="2268"/>
+            <w:tcW w:type="dxa" w:w="1984"/>
             <w:shd w:val="clear" w:fill="EDF4F2"/>
           </w:tcPr>
           <w:p>
@@ -1899,7 +1973,7 @@
         </w:tc>
         <w:tc>
           <w:tcPr>
-            <w:tcW w:type="dxa" w:w="3175"/>
+            <w:tcW w:type="dxa" w:w="2835"/>
             <w:shd w:val="clear" w:fill="EDF4F2"/>
           </w:tcPr>
           <w:p>
@@ -1916,7 +1990,7 @@
         </w:tc>
         <w:tc>
           <w:tcPr>
-            <w:tcW w:type="dxa" w:w="1587"/>
+            <w:tcW w:type="dxa" w:w="1531"/>
             <w:shd w:val="clear" w:fill="EDF4F2"/>
           </w:tcPr>
           <w:p>
@@ -1933,7 +2007,7 @@
         </w:tc>
         <w:tc>
           <w:tcPr>
-            <w:tcW w:type="dxa" w:w="850"/>
+            <w:tcW w:type="dxa" w:w="794"/>
             <w:shd w:val="clear" w:fill="EDF4F2"/>
           </w:tcPr>
           <w:p>
@@ -1950,7 +2024,7 @@
         </w:tc>
         <w:tc>
           <w:tcPr>
-            <w:tcW w:type="dxa" w:w="1304"/>
+            <w:tcW w:type="dxa" w:w="2041"/>
             <w:shd w:val="clear" w:fill="EDF4F2"/>
           </w:tcPr>
           <w:p>
@@ -1961,15 +2035,18 @@
                 <w:color w:val="1F7A70"/>
                 <w:sz w:val="18"/>
               </w:rPr>
-              <w:t>Source</w:t>
+              <w:t>In docs/results/</w:t>
             </w:r>
           </w:p>
         </w:tc>
       </w:tr>
       <w:tr>
+        <w:trPr>
+          <w:cantSplit/>
+        </w:trPr>
         <w:tc>
           <w:tcPr>
-            <w:tcW w:type="dxa" w:w="2268"/>
+            <w:tcW w:type="dxa" w:w="1984"/>
           </w:tcPr>
           <w:p>
             <w:r>
@@ -1982,7 +2059,7 @@
         </w:tc>
         <w:tc>
           <w:tcPr>
-            <w:tcW w:type="dxa" w:w="3175"/>
+            <w:tcW w:type="dxa" w:w="2835"/>
           </w:tcPr>
           <w:p>
             <w:r>
@@ -1995,7 +2072,7 @@
         </w:tc>
         <w:tc>
           <w:tcPr>
-            <w:tcW w:type="dxa" w:w="1587"/>
+            <w:tcW w:type="dxa" w:w="1531"/>
           </w:tcPr>
           <w:p>
             <w:r>
@@ -2008,7 +2085,7 @@
         </w:tc>
         <w:tc>
           <w:tcPr>
-            <w:tcW w:type="dxa" w:w="850"/>
+            <w:tcW w:type="dxa" w:w="794"/>
           </w:tcPr>
           <w:p>
             <w:r>
@@ -2023,7 +2100,7 @@
         </w:tc>
         <w:tc>
           <w:tcPr>
-            <w:tcW w:type="dxa" w:w="1304"/>
+            <w:tcW w:type="dxa" w:w="2041"/>
           </w:tcPr>
           <w:p>
             <w:r>
@@ -2032,15 +2109,18 @@
                 <w:color w:val="5A5A5A"/>
                 <w:sz w:val="15"/>
               </w:rPr>
-              <w:t>rag_eval.json</w:t>
+              <w:t>rag_eval</w:t>
             </w:r>
           </w:p>
         </w:tc>
       </w:tr>
       <w:tr>
+        <w:trPr>
+          <w:cantSplit/>
+        </w:trPr>
         <w:tc>
           <w:tcPr>
-            <w:tcW w:type="dxa" w:w="2268"/>
+            <w:tcW w:type="dxa" w:w="1984"/>
           </w:tcPr>
           <w:p>
             <w:r>
@@ -2053,7 +2133,7 @@
         </w:tc>
         <w:tc>
           <w:tcPr>
-            <w:tcW w:type="dxa" w:w="3175"/>
+            <w:tcW w:type="dxa" w:w="2835"/>
           </w:tcPr>
           <w:p>
             <w:r>
@@ -2066,7 +2146,7 @@
         </w:tc>
         <w:tc>
           <w:tcPr>
-            <w:tcW w:type="dxa" w:w="1587"/>
+            <w:tcW w:type="dxa" w:w="1531"/>
           </w:tcPr>
           <w:p>
             <w:r>
@@ -2079,7 +2159,7 @@
         </w:tc>
         <w:tc>
           <w:tcPr>
-            <w:tcW w:type="dxa" w:w="850"/>
+            <w:tcW w:type="dxa" w:w="794"/>
           </w:tcPr>
           <w:p>
             <w:r>
@@ -2094,7 +2174,7 @@
         </w:tc>
         <w:tc>
           <w:tcPr>
-            <w:tcW w:type="dxa" w:w="1304"/>
+            <w:tcW w:type="dxa" w:w="2041"/>
           </w:tcPr>
           <w:p>
             <w:r>
@@ -2103,15 +2183,18 @@
                 <w:color w:val="5A5A5A"/>
                 <w:sz w:val="15"/>
               </w:rPr>
-              <w:t>rag_eval.json</w:t>
+              <w:t>rag_eval</w:t>
             </w:r>
           </w:p>
         </w:tc>
       </w:tr>
       <w:tr>
+        <w:trPr>
+          <w:cantSplit/>
+        </w:trPr>
         <w:tc>
           <w:tcPr>
-            <w:tcW w:type="dxa" w:w="2268"/>
+            <w:tcW w:type="dxa" w:w="1984"/>
           </w:tcPr>
           <w:p>
             <w:r>
@@ -2124,7 +2207,7 @@
         </w:tc>
         <w:tc>
           <w:tcPr>
-            <w:tcW w:type="dxa" w:w="3175"/>
+            <w:tcW w:type="dxa" w:w="2835"/>
           </w:tcPr>
           <w:p>
             <w:r>
@@ -2137,7 +2220,7 @@
         </w:tc>
         <w:tc>
           <w:tcPr>
-            <w:tcW w:type="dxa" w:w="1587"/>
+            <w:tcW w:type="dxa" w:w="1531"/>
           </w:tcPr>
           <w:p>
             <w:r>
@@ -2150,7 +2233,7 @@
         </w:tc>
         <w:tc>
           <w:tcPr>
-            <w:tcW w:type="dxa" w:w="850"/>
+            <w:tcW w:type="dxa" w:w="794"/>
           </w:tcPr>
           <w:p>
             <w:r>
@@ -2165,7 +2248,7 @@
         </w:tc>
         <w:tc>
           <w:tcPr>
-            <w:tcW w:type="dxa" w:w="1304"/>
+            <w:tcW w:type="dxa" w:w="2041"/>
           </w:tcPr>
           <w:p>
             <w:r>
@@ -2174,15 +2257,18 @@
                 <w:color w:val="5A5A5A"/>
                 <w:sz w:val="15"/>
               </w:rPr>
-              <w:t>rag_eval.json</w:t>
+              <w:t>rag_eval</w:t>
             </w:r>
           </w:p>
         </w:tc>
       </w:tr>
       <w:tr>
+        <w:trPr>
+          <w:cantSplit/>
+        </w:trPr>
         <w:tc>
           <w:tcPr>
-            <w:tcW w:type="dxa" w:w="2268"/>
+            <w:tcW w:type="dxa" w:w="1984"/>
           </w:tcPr>
           <w:p>
             <w:r>
@@ -2195,7 +2281,7 @@
         </w:tc>
         <w:tc>
           <w:tcPr>
-            <w:tcW w:type="dxa" w:w="3175"/>
+            <w:tcW w:type="dxa" w:w="2835"/>
           </w:tcPr>
           <w:p>
             <w:r>
@@ -2208,7 +2294,7 @@
         </w:tc>
         <w:tc>
           <w:tcPr>
-            <w:tcW w:type="dxa" w:w="1587"/>
+            <w:tcW w:type="dxa" w:w="1531"/>
           </w:tcPr>
           <w:p>
             <w:r>
@@ -2221,7 +2307,7 @@
         </w:tc>
         <w:tc>
           <w:tcPr>
-            <w:tcW w:type="dxa" w:w="850"/>
+            <w:tcW w:type="dxa" w:w="794"/>
           </w:tcPr>
           <w:p>
             <w:r>
@@ -2236,7 +2322,7 @@
         </w:tc>
         <w:tc>
           <w:tcPr>
-            <w:tcW w:type="dxa" w:w="1304"/>
+            <w:tcW w:type="dxa" w:w="2041"/>
           </w:tcPr>
           <w:p>
             <w:r>
@@ -2245,15 +2331,18 @@
                 <w:color w:val="5A5A5A"/>
                 <w:sz w:val="15"/>
               </w:rPr>
-              <w:t>rag_eval.json</w:t>
+              <w:t>rag_eval</w:t>
             </w:r>
           </w:p>
         </w:tc>
       </w:tr>
       <w:tr>
+        <w:trPr>
+          <w:cantSplit/>
+        </w:trPr>
         <w:tc>
           <w:tcPr>
-            <w:tcW w:type="dxa" w:w="2268"/>
+            <w:tcW w:type="dxa" w:w="1984"/>
           </w:tcPr>
           <w:p>
             <w:r>
@@ -2266,7 +2355,7 @@
         </w:tc>
         <w:tc>
           <w:tcPr>
-            <w:tcW w:type="dxa" w:w="3175"/>
+            <w:tcW w:type="dxa" w:w="2835"/>
           </w:tcPr>
           <w:p>
             <w:r>
@@ -2279,7 +2368,7 @@
         </w:tc>
         <w:tc>
           <w:tcPr>
-            <w:tcW w:type="dxa" w:w="1587"/>
+            <w:tcW w:type="dxa" w:w="1531"/>
           </w:tcPr>
           <w:p>
             <w:r>
@@ -2292,7 +2381,7 @@
         </w:tc>
         <w:tc>
           <w:tcPr>
-            <w:tcW w:type="dxa" w:w="850"/>
+            <w:tcW w:type="dxa" w:w="794"/>
           </w:tcPr>
           <w:p>
             <w:r>
@@ -2307,7 +2396,7 @@
         </w:tc>
         <w:tc>
           <w:tcPr>
-            <w:tcW w:type="dxa" w:w="1304"/>
+            <w:tcW w:type="dxa" w:w="2041"/>
           </w:tcPr>
           <w:p>
             <w:r>
@@ -2316,7 +2405,7 @@
                 <w:color w:val="5A5A5A"/>
                 <w:sz w:val="15"/>
               </w:rPr>
-              <w:t>rag_eval.json</w:t>
+              <w:t>rag_eval</w:t>
             </w:r>
           </w:p>
         </w:tc>
@@ -2427,9 +2516,13 @@
         <w:gridCol w:w="1904"/>
       </w:tblGrid>
       <w:tr>
+        <w:trPr>
+          <w:tblHeader w:val="true"/>
+          <w:cantSplit/>
+        </w:trPr>
         <w:tc>
           <w:tcPr>
-            <w:tcW w:type="dxa" w:w="2268"/>
+            <w:tcW w:type="dxa" w:w="1984"/>
             <w:shd w:val="clear" w:fill="EDF4F2"/>
           </w:tcPr>
           <w:p>
@@ -2446,7 +2539,7 @@
         </w:tc>
         <w:tc>
           <w:tcPr>
-            <w:tcW w:type="dxa" w:w="3175"/>
+            <w:tcW w:type="dxa" w:w="2835"/>
             <w:shd w:val="clear" w:fill="EDF4F2"/>
           </w:tcPr>
           <w:p>
@@ -2463,7 +2556,7 @@
         </w:tc>
         <w:tc>
           <w:tcPr>
-            <w:tcW w:type="dxa" w:w="1587"/>
+            <w:tcW w:type="dxa" w:w="1531"/>
             <w:shd w:val="clear" w:fill="EDF4F2"/>
           </w:tcPr>
           <w:p>
@@ -2480,7 +2573,7 @@
         </w:tc>
         <w:tc>
           <w:tcPr>
-            <w:tcW w:type="dxa" w:w="850"/>
+            <w:tcW w:type="dxa" w:w="794"/>
             <w:shd w:val="clear" w:fill="EDF4F2"/>
           </w:tcPr>
           <w:p>
@@ -2497,7 +2590,7 @@
         </w:tc>
         <w:tc>
           <w:tcPr>
-            <w:tcW w:type="dxa" w:w="1304"/>
+            <w:tcW w:type="dxa" w:w="2041"/>
             <w:shd w:val="clear" w:fill="EDF4F2"/>
           </w:tcPr>
           <w:p>
@@ -2508,15 +2601,18 @@
                 <w:color w:val="1F7A70"/>
                 <w:sz w:val="18"/>
               </w:rPr>
-              <w:t>Source</w:t>
+              <w:t>In docs/results/</w:t>
             </w:r>
           </w:p>
         </w:tc>
       </w:tr>
       <w:tr>
+        <w:trPr>
+          <w:cantSplit/>
+        </w:trPr>
         <w:tc>
           <w:tcPr>
-            <w:tcW w:type="dxa" w:w="2268"/>
+            <w:tcW w:type="dxa" w:w="1984"/>
           </w:tcPr>
           <w:p>
             <w:r>
@@ -2529,7 +2625,7 @@
         </w:tc>
         <w:tc>
           <w:tcPr>
-            <w:tcW w:type="dxa" w:w="3175"/>
+            <w:tcW w:type="dxa" w:w="2835"/>
           </w:tcPr>
           <w:p>
             <w:r>
@@ -2542,7 +2638,7 @@
         </w:tc>
         <w:tc>
           <w:tcPr>
-            <w:tcW w:type="dxa" w:w="1587"/>
+            <w:tcW w:type="dxa" w:w="1531"/>
           </w:tcPr>
           <w:p>
             <w:r>
@@ -2555,7 +2651,7 @@
         </w:tc>
         <w:tc>
           <w:tcPr>
-            <w:tcW w:type="dxa" w:w="850"/>
+            <w:tcW w:type="dxa" w:w="794"/>
           </w:tcPr>
           <w:p>
             <w:r>
@@ -2568,7 +2664,7 @@
         </w:tc>
         <w:tc>
           <w:tcPr>
-            <w:tcW w:type="dxa" w:w="1304"/>
+            <w:tcW w:type="dxa" w:w="2041"/>
           </w:tcPr>
           <w:p>
             <w:r>
@@ -2577,15 +2673,18 @@
                 <w:color w:val="5A5A5A"/>
                 <w:sz w:val="15"/>
               </w:rPr>
-              <w:t>redteam.json</w:t>
+              <w:t>redteam</w:t>
             </w:r>
           </w:p>
         </w:tc>
       </w:tr>
       <w:tr>
+        <w:trPr>
+          <w:cantSplit/>
+        </w:trPr>
         <w:tc>
           <w:tcPr>
-            <w:tcW w:type="dxa" w:w="2268"/>
+            <w:tcW w:type="dxa" w:w="1984"/>
           </w:tcPr>
           <w:p>
             <w:r>
@@ -2598,7 +2697,7 @@
         </w:tc>
         <w:tc>
           <w:tcPr>
-            <w:tcW w:type="dxa" w:w="3175"/>
+            <w:tcW w:type="dxa" w:w="2835"/>
           </w:tcPr>
           <w:p>
             <w:r>
@@ -2611,7 +2710,7 @@
         </w:tc>
         <w:tc>
           <w:tcPr>
-            <w:tcW w:type="dxa" w:w="1587"/>
+            <w:tcW w:type="dxa" w:w="1531"/>
           </w:tcPr>
           <w:p>
             <w:r>
@@ -2624,7 +2723,7 @@
         </w:tc>
         <w:tc>
           <w:tcPr>
-            <w:tcW w:type="dxa" w:w="850"/>
+            <w:tcW w:type="dxa" w:w="794"/>
           </w:tcPr>
           <w:p>
             <w:r>
@@ -2637,7 +2736,7 @@
         </w:tc>
         <w:tc>
           <w:tcPr>
-            <w:tcW w:type="dxa" w:w="1304"/>
+            <w:tcW w:type="dxa" w:w="2041"/>
           </w:tcPr>
           <w:p>
             <w:r>
@@ -2646,15 +2745,18 @@
                 <w:color w:val="5A5A5A"/>
                 <w:sz w:val="15"/>
               </w:rPr>
-              <w:t>relevance_floor.json</w:t>
+              <w:t>relevance_floor</w:t>
             </w:r>
           </w:p>
         </w:tc>
       </w:tr>
       <w:tr>
+        <w:trPr>
+          <w:cantSplit/>
+        </w:trPr>
         <w:tc>
           <w:tcPr>
-            <w:tcW w:type="dxa" w:w="2268"/>
+            <w:tcW w:type="dxa" w:w="1984"/>
           </w:tcPr>
           <w:p>
             <w:r>
@@ -2667,7 +2769,7 @@
         </w:tc>
         <w:tc>
           <w:tcPr>
-            <w:tcW w:type="dxa" w:w="3175"/>
+            <w:tcW w:type="dxa" w:w="2835"/>
           </w:tcPr>
           <w:p>
             <w:r>
@@ -2680,7 +2782,7 @@
         </w:tc>
         <w:tc>
           <w:tcPr>
-            <w:tcW w:type="dxa" w:w="1587"/>
+            <w:tcW w:type="dxa" w:w="1531"/>
           </w:tcPr>
           <w:p>
             <w:r>
@@ -2693,7 +2795,7 @@
         </w:tc>
         <w:tc>
           <w:tcPr>
-            <w:tcW w:type="dxa" w:w="850"/>
+            <w:tcW w:type="dxa" w:w="794"/>
           </w:tcPr>
           <w:p>
             <w:r>
@@ -2706,7 +2808,7 @@
         </w:tc>
         <w:tc>
           <w:tcPr>
-            <w:tcW w:type="dxa" w:w="1304"/>
+            <w:tcW w:type="dxa" w:w="2041"/>
           </w:tcPr>
           <w:p>
             <w:r>
@@ -2715,7 +2817,7 @@
                 <w:color w:val="5A5A5A"/>
                 <w:sz w:val="15"/>
               </w:rPr>
-              <w:t>source_archive.json</w:t>
+              <w:t>source_archive</w:t>
             </w:r>
           </w:p>
         </w:tc>
@@ -2746,9 +2848,13 @@
         <w:gridCol w:w="1904"/>
       </w:tblGrid>
       <w:tr>
+        <w:trPr>
+          <w:tblHeader w:val="true"/>
+          <w:cantSplit/>
+        </w:trPr>
         <w:tc>
           <w:tcPr>
-            <w:tcW w:type="dxa" w:w="2268"/>
+            <w:tcW w:type="dxa" w:w="1984"/>
             <w:shd w:val="clear" w:fill="EDF4F2"/>
           </w:tcPr>
           <w:p>
@@ -2765,7 +2871,7 @@
         </w:tc>
         <w:tc>
           <w:tcPr>
-            <w:tcW w:type="dxa" w:w="3175"/>
+            <w:tcW w:type="dxa" w:w="2835"/>
             <w:shd w:val="clear" w:fill="EDF4F2"/>
           </w:tcPr>
           <w:p>
@@ -2782,7 +2888,7 @@
         </w:tc>
         <w:tc>
           <w:tcPr>
-            <w:tcW w:type="dxa" w:w="1587"/>
+            <w:tcW w:type="dxa" w:w="1531"/>
             <w:shd w:val="clear" w:fill="EDF4F2"/>
           </w:tcPr>
           <w:p>
@@ -2799,7 +2905,7 @@
         </w:tc>
         <w:tc>
           <w:tcPr>
-            <w:tcW w:type="dxa" w:w="850"/>
+            <w:tcW w:type="dxa" w:w="794"/>
             <w:shd w:val="clear" w:fill="EDF4F2"/>
           </w:tcPr>
           <w:p>
@@ -2816,7 +2922,7 @@
         </w:tc>
         <w:tc>
           <w:tcPr>
-            <w:tcW w:type="dxa" w:w="1304"/>
+            <w:tcW w:type="dxa" w:w="2041"/>
             <w:shd w:val="clear" w:fill="EDF4F2"/>
           </w:tcPr>
           <w:p>
@@ -2827,15 +2933,18 @@
                 <w:color w:val="1F7A70"/>
                 <w:sz w:val="18"/>
               </w:rPr>
-              <w:t>Source</w:t>
+              <w:t>In docs/results/</w:t>
             </w:r>
           </w:p>
         </w:tc>
       </w:tr>
       <w:tr>
+        <w:trPr>
+          <w:cantSplit/>
+        </w:trPr>
         <w:tc>
           <w:tcPr>
-            <w:tcW w:type="dxa" w:w="2268"/>
+            <w:tcW w:type="dxa" w:w="1984"/>
           </w:tcPr>
           <w:p>
             <w:r>
@@ -2848,20 +2957,20 @@
         </w:tc>
         <w:tc>
           <w:tcPr>
-            <w:tcW w:type="dxa" w:w="3175"/>
+            <w:tcW w:type="dxa" w:w="2835"/>
           </w:tcPr>
           <w:p>
             <w:r>
               <w:rPr>
                 <w:sz w:val="17"/>
               </w:rPr>
-              <w:t>83.82% of 6,650 statements; 10 rule-enforcing modules held to 85%</w:t>
+              <w:t>83.88% of 6,676 statements; 10 rule-enforcing modules held to 85%</w:t>
             </w:r>
           </w:p>
         </w:tc>
         <w:tc>
           <w:tcPr>
-            <w:tcW w:type="dxa" w:w="1587"/>
+            <w:tcW w:type="dxa" w:w="1531"/>
           </w:tcPr>
           <w:p>
             <w:r>
@@ -2874,7 +2983,7 @@
         </w:tc>
         <w:tc>
           <w:tcPr>
-            <w:tcW w:type="dxa" w:w="850"/>
+            <w:tcW w:type="dxa" w:w="794"/>
           </w:tcPr>
           <w:p>
             <w:r>
@@ -2887,7 +2996,7 @@
         </w:tc>
         <w:tc>
           <w:tcPr>
-            <w:tcW w:type="dxa" w:w="1304"/>
+            <w:tcW w:type="dxa" w:w="2041"/>
           </w:tcPr>
           <w:p>
             <w:r>
@@ -2896,15 +3005,18 @@
                 <w:color w:val="5A5A5A"/>
                 <w:sz w:val="15"/>
               </w:rPr>
-              <w:t>coverage.json</w:t>
+              <w:t>coverage</w:t>
             </w:r>
           </w:p>
         </w:tc>
       </w:tr>
       <w:tr>
+        <w:trPr>
+          <w:cantSplit/>
+        </w:trPr>
         <w:tc>
           <w:tcPr>
-            <w:tcW w:type="dxa" w:w="2268"/>
+            <w:tcW w:type="dxa" w:w="1984"/>
           </w:tcPr>
           <w:p>
             <w:r>
@@ -2917,7 +3029,7 @@
         </w:tc>
         <w:tc>
           <w:tcPr>
-            <w:tcW w:type="dxa" w:w="3175"/>
+            <w:tcW w:type="dxa" w:w="2835"/>
           </w:tcPr>
           <w:p>
             <w:r>
@@ -2930,7 +3042,7 @@
         </w:tc>
         <w:tc>
           <w:tcPr>
-            <w:tcW w:type="dxa" w:w="1587"/>
+            <w:tcW w:type="dxa" w:w="1531"/>
           </w:tcPr>
           <w:p>
             <w:r>
@@ -2943,7 +3055,7 @@
         </w:tc>
         <w:tc>
           <w:tcPr>
-            <w:tcW w:type="dxa" w:w="850"/>
+            <w:tcW w:type="dxa" w:w="794"/>
           </w:tcPr>
           <w:p>
             <w:r>
@@ -2956,7 +3068,7 @@
         </w:tc>
         <w:tc>
           <w:tcPr>
-            <w:tcW w:type="dxa" w:w="1304"/>
+            <w:tcW w:type="dxa" w:w="2041"/>
           </w:tcPr>
           <w:p>
             <w:r>
@@ -2965,15 +3077,18 @@
                 <w:color w:val="5A5A5A"/>
                 <w:sz w:val="15"/>
               </w:rPr>
-              <w:t>fps_desktop.json</w:t>
+              <w:t>fps_desktop</w:t>
             </w:r>
           </w:p>
         </w:tc>
       </w:tr>
       <w:tr>
+        <w:trPr>
+          <w:cantSplit/>
+        </w:trPr>
         <w:tc>
           <w:tcPr>
-            <w:tcW w:type="dxa" w:w="2268"/>
+            <w:tcW w:type="dxa" w:w="1984"/>
           </w:tcPr>
           <w:p>
             <w:r>
@@ -2986,7 +3101,7 @@
         </w:tc>
         <w:tc>
           <w:tcPr>
-            <w:tcW w:type="dxa" w:w="3175"/>
+            <w:tcW w:type="dxa" w:w="2835"/>
           </w:tcPr>
           <w:p>
             <w:r>
@@ -2999,7 +3114,7 @@
         </w:tc>
         <w:tc>
           <w:tcPr>
-            <w:tcW w:type="dxa" w:w="1587"/>
+            <w:tcW w:type="dxa" w:w="1531"/>
           </w:tcPr>
           <w:p>
             <w:r>
@@ -3012,7 +3127,7 @@
         </w:tc>
         <w:tc>
           <w:tcPr>
-            <w:tcW w:type="dxa" w:w="850"/>
+            <w:tcW w:type="dxa" w:w="794"/>
           </w:tcPr>
           <w:p>
             <w:r>
@@ -3025,7 +3140,7 @@
         </w:tc>
         <w:tc>
           <w:tcPr>
-            <w:tcW w:type="dxa" w:w="1304"/>
+            <w:tcW w:type="dxa" w:w="2041"/>
           </w:tcPr>
           <w:p>
             <w:r>
@@ -3034,15 +3149,18 @@
                 <w:color w:val="5A5A5A"/>
                 <w:sz w:val="15"/>
               </w:rPr>
-              <w:t>accessibility_desktop.json</w:t>
+              <w:t>accessibility_desktop</w:t>
             </w:r>
           </w:p>
         </w:tc>
       </w:tr>
       <w:tr>
+        <w:trPr>
+          <w:cantSplit/>
+        </w:trPr>
         <w:tc>
           <w:tcPr>
-            <w:tcW w:type="dxa" w:w="2268"/>
+            <w:tcW w:type="dxa" w:w="1984"/>
           </w:tcPr>
           <w:p>
             <w:r>
@@ -3055,7 +3173,7 @@
         </w:tc>
         <w:tc>
           <w:tcPr>
-            <w:tcW w:type="dxa" w:w="3175"/>
+            <w:tcW w:type="dxa" w:w="2835"/>
           </w:tcPr>
           <w:p>
             <w:r>
@@ -3068,7 +3186,7 @@
         </w:tc>
         <w:tc>
           <w:tcPr>
-            <w:tcW w:type="dxa" w:w="1587"/>
+            <w:tcW w:type="dxa" w:w="1531"/>
           </w:tcPr>
           <w:p>
             <w:r>
@@ -3081,7 +3199,7 @@
         </w:tc>
         <w:tc>
           <w:tcPr>
-            <w:tcW w:type="dxa" w:w="850"/>
+            <w:tcW w:type="dxa" w:w="794"/>
           </w:tcPr>
           <w:p>
             <w:r>
@@ -3094,7 +3212,7 @@
         </w:tc>
         <w:tc>
           <w:tcPr>
-            <w:tcW w:type="dxa" w:w="1304"/>
+            <w:tcW w:type="dxa" w:w="2041"/>
           </w:tcPr>
           <w:p>
             <w:r>
@@ -3103,15 +3221,18 @@
                 <w:color w:val="5A5A5A"/>
                 <w:sz w:val="15"/>
               </w:rPr>
-              <w:t>fps_phone.json</w:t>
+              <w:t>fps_phone</w:t>
             </w:r>
           </w:p>
         </w:tc>
       </w:tr>
       <w:tr>
+        <w:trPr>
+          <w:cantSplit/>
+        </w:trPr>
         <w:tc>
           <w:tcPr>
-            <w:tcW w:type="dxa" w:w="2268"/>
+            <w:tcW w:type="dxa" w:w="1984"/>
           </w:tcPr>
           <w:p>
             <w:r>
@@ -3124,7 +3245,7 @@
         </w:tc>
         <w:tc>
           <w:tcPr>
-            <w:tcW w:type="dxa" w:w="3175"/>
+            <w:tcW w:type="dxa" w:w="2835"/>
           </w:tcPr>
           <w:p>
             <w:r>
@@ -3137,7 +3258,7 @@
         </w:tc>
         <w:tc>
           <w:tcPr>
-            <w:tcW w:type="dxa" w:w="1587"/>
+            <w:tcW w:type="dxa" w:w="1531"/>
           </w:tcPr>
           <w:p>
             <w:r>
@@ -3150,7 +3271,7 @@
         </w:tc>
         <w:tc>
           <w:tcPr>
-            <w:tcW w:type="dxa" w:w="850"/>
+            <w:tcW w:type="dxa" w:w="794"/>
           </w:tcPr>
           <w:p>
             <w:r>
@@ -3163,7 +3284,7 @@
         </w:tc>
         <w:tc>
           <w:tcPr>
-            <w:tcW w:type="dxa" w:w="1304"/>
+            <w:tcW w:type="dxa" w:w="2041"/>
           </w:tcPr>
           <w:p>
             <w:r>
@@ -3172,15 +3293,18 @@
                 <w:color w:val="5A5A5A"/>
                 <w:sz w:val="15"/>
               </w:rPr>
-              <w:t>accessibility_phone.json</w:t>
+              <w:t>accessibility_phone</w:t>
             </w:r>
           </w:p>
         </w:tc>
       </w:tr>
       <w:tr>
+        <w:trPr>
+          <w:cantSplit/>
+        </w:trPr>
         <w:tc>
           <w:tcPr>
-            <w:tcW w:type="dxa" w:w="2268"/>
+            <w:tcW w:type="dxa" w:w="1984"/>
           </w:tcPr>
           <w:p>
             <w:r>
@@ -3193,7 +3317,7 @@
         </w:tc>
         <w:tc>
           <w:tcPr>
-            <w:tcW w:type="dxa" w:w="3175"/>
+            <w:tcW w:type="dxa" w:w="2835"/>
           </w:tcPr>
           <w:p>
             <w:r>
@@ -3206,7 +3330,7 @@
         </w:tc>
         <w:tc>
           <w:tcPr>
-            <w:tcW w:type="dxa" w:w="1587"/>
+            <w:tcW w:type="dxa" w:w="1531"/>
           </w:tcPr>
           <w:p>
             <w:r>
@@ -3219,7 +3343,7 @@
         </w:tc>
         <w:tc>
           <w:tcPr>
-            <w:tcW w:type="dxa" w:w="850"/>
+            <w:tcW w:type="dxa" w:w="794"/>
           </w:tcPr>
           <w:p>
             <w:r>
@@ -3232,7 +3356,7 @@
         </w:tc>
         <w:tc>
           <w:tcPr>
-            <w:tcW w:type="dxa" w:w="1304"/>
+            <w:tcW w:type="dxa" w:w="2041"/>
           </w:tcPr>
           <w:p>
             <w:r>
@@ -3241,15 +3365,18 @@
                 <w:color w:val="5A5A5A"/>
                 <w:sz w:val="15"/>
               </w:rPr>
-              <w:t>bundle.json</w:t>
+              <w:t>bundle</w:t>
             </w:r>
           </w:p>
         </w:tc>
       </w:tr>
       <w:tr>
+        <w:trPr>
+          <w:cantSplit/>
+        </w:trPr>
         <w:tc>
           <w:tcPr>
-            <w:tcW w:type="dxa" w:w="2268"/>
+            <w:tcW w:type="dxa" w:w="1984"/>
           </w:tcPr>
           <w:p>
             <w:r>
@@ -3262,7 +3389,7 @@
         </w:tc>
         <w:tc>
           <w:tcPr>
-            <w:tcW w:type="dxa" w:w="3175"/>
+            <w:tcW w:type="dxa" w:w="2835"/>
           </w:tcPr>
           <w:p>
             <w:r>
@@ -3275,7 +3402,7 @@
         </w:tc>
         <w:tc>
           <w:tcPr>
-            <w:tcW w:type="dxa" w:w="1587"/>
+            <w:tcW w:type="dxa" w:w="1531"/>
           </w:tcPr>
           <w:p>
             <w:r>
@@ -3288,7 +3415,7 @@
         </w:tc>
         <w:tc>
           <w:tcPr>
-            <w:tcW w:type="dxa" w:w="850"/>
+            <w:tcW w:type="dxa" w:w="794"/>
           </w:tcPr>
           <w:p>
             <w:r>
@@ -3301,7 +3428,7 @@
         </w:tc>
         <w:tc>
           <w:tcPr>
-            <w:tcW w:type="dxa" w:w="1304"/>
+            <w:tcW w:type="dxa" w:w="2041"/>
           </w:tcPr>
           <w:p>
             <w:r>
@@ -3310,15 +3437,18 @@
                 <w:color w:val="5A5A5A"/>
                 <w:sz w:val="15"/>
               </w:rPr>
-              <w:t>palette.json</w:t>
+              <w:t>palette</w:t>
             </w:r>
           </w:p>
         </w:tc>
       </w:tr>
       <w:tr>
+        <w:trPr>
+          <w:cantSplit/>
+        </w:trPr>
         <w:tc>
           <w:tcPr>
-            <w:tcW w:type="dxa" w:w="2268"/>
+            <w:tcW w:type="dxa" w:w="1984"/>
           </w:tcPr>
           <w:p>
             <w:r>
@@ -3331,7 +3461,7 @@
         </w:tc>
         <w:tc>
           <w:tcPr>
-            <w:tcW w:type="dxa" w:w="3175"/>
+            <w:tcW w:type="dxa" w:w="2835"/>
           </w:tcPr>
           <w:p>
             <w:r>
@@ -3344,7 +3474,7 @@
         </w:tc>
         <w:tc>
           <w:tcPr>
-            <w:tcW w:type="dxa" w:w="1587"/>
+            <w:tcW w:type="dxa" w:w="1531"/>
           </w:tcPr>
           <w:p>
             <w:r>
@@ -3357,7 +3487,7 @@
         </w:tc>
         <w:tc>
           <w:tcPr>
-            <w:tcW w:type="dxa" w:w="850"/>
+            <w:tcW w:type="dxa" w:w="794"/>
           </w:tcPr>
           <w:p>
             <w:r>
@@ -3370,7 +3500,7 @@
         </w:tc>
         <w:tc>
           <w:tcPr>
-            <w:tcW w:type="dxa" w:w="1304"/>
+            <w:tcW w:type="dxa" w:w="2041"/>
           </w:tcPr>
           <w:p>
             <w:r>
@@ -3379,7 +3509,7 @@
                 <w:color w:val="5A5A5A"/>
                 <w:sz w:val="15"/>
               </w:rPr>
-              <w:t>unit_economics.json</w:t>
+              <w:t>unit_economics</w:t>
             </w:r>
           </w:p>
         </w:tc>
@@ -3731,9 +3861,13 @@
         <w:gridCol w:w="2379"/>
       </w:tblGrid>
       <w:tr>
+        <w:trPr>
+          <w:tblHeader w:val="true"/>
+          <w:cantSplit/>
+        </w:trPr>
         <w:tc>
           <w:tcPr>
-            <w:tcW w:type="dxa" w:w="2494"/>
+            <w:tcW w:type="dxa" w:w="2268"/>
             <w:shd w:val="clear" w:fill="EDF4F2"/>
           </w:tcPr>
           <w:p>
@@ -3750,7 +3884,7 @@
         </w:tc>
         <w:tc>
           <w:tcPr>
-            <w:tcW w:type="dxa" w:w="3742"/>
+            <w:tcW w:type="dxa" w:w="3402"/>
             <w:shd w:val="clear" w:fill="EDF4F2"/>
           </w:tcPr>
           <w:p>
@@ -3767,7 +3901,7 @@
         </w:tc>
         <w:tc>
           <w:tcPr>
-            <w:tcW w:type="dxa" w:w="1701"/>
+            <w:tcW w:type="dxa" w:w="1587"/>
             <w:shd w:val="clear" w:fill="EDF4F2"/>
           </w:tcPr>
           <w:p>
@@ -3784,7 +3918,7 @@
         </w:tc>
         <w:tc>
           <w:tcPr>
-            <w:tcW w:type="dxa" w:w="1247"/>
+            <w:tcW w:type="dxa" w:w="1928"/>
             <w:shd w:val="clear" w:fill="EDF4F2"/>
           </w:tcPr>
           <w:p>
@@ -3795,15 +3929,18 @@
                 <w:color w:val="1F7A70"/>
                 <w:sz w:val="18"/>
               </w:rPr>
-              <w:t>Source</w:t>
+              <w:t>In docs/results/</w:t>
             </w:r>
           </w:p>
         </w:tc>
       </w:tr>
       <w:tr>
+        <w:trPr>
+          <w:cantSplit/>
+        </w:trPr>
         <w:tc>
           <w:tcPr>
-            <w:tcW w:type="dxa" w:w="2494"/>
+            <w:tcW w:type="dxa" w:w="2268"/>
           </w:tcPr>
           <w:p>
             <w:r>
@@ -3816,7 +3953,7 @@
         </w:tc>
         <w:tc>
           <w:tcPr>
-            <w:tcW w:type="dxa" w:w="3742"/>
+            <w:tcW w:type="dxa" w:w="3402"/>
           </w:tcPr>
           <w:p>
             <w:r>
@@ -3829,7 +3966,7 @@
         </w:tc>
         <w:tc>
           <w:tcPr>
-            <w:tcW w:type="dxa" w:w="1701"/>
+            <w:tcW w:type="dxa" w:w="1587"/>
           </w:tcPr>
           <w:p>
             <w:r>
@@ -3842,7 +3979,7 @@
         </w:tc>
         <w:tc>
           <w:tcPr>
-            <w:tcW w:type="dxa" w:w="1247"/>
+            <w:tcW w:type="dxa" w:w="1928"/>
           </w:tcPr>
           <w:p>
             <w:r>
@@ -3851,15 +3988,18 @@
                 <w:color w:val="5A5A5A"/>
                 <w:sz w:val="15"/>
               </w:rPr>
-              <w:t>unit_economics.json</w:t>
+              <w:t>unit_economics</w:t>
             </w:r>
           </w:p>
         </w:tc>
       </w:tr>
       <w:tr>
+        <w:trPr>
+          <w:cantSplit/>
+        </w:trPr>
         <w:tc>
           <w:tcPr>
-            <w:tcW w:type="dxa" w:w="2494"/>
+            <w:tcW w:type="dxa" w:w="2268"/>
           </w:tcPr>
           <w:p>
             <w:r>
@@ -3872,7 +4012,7 @@
         </w:tc>
         <w:tc>
           <w:tcPr>
-            <w:tcW w:type="dxa" w:w="3742"/>
+            <w:tcW w:type="dxa" w:w="3402"/>
           </w:tcPr>
           <w:p>
             <w:r>
@@ -3885,7 +4025,7 @@
         </w:tc>
         <w:tc>
           <w:tcPr>
-            <w:tcW w:type="dxa" w:w="1701"/>
+            <w:tcW w:type="dxa" w:w="1587"/>
           </w:tcPr>
           <w:p>
             <w:r>
@@ -3898,7 +4038,7 @@
         </w:tc>
         <w:tc>
           <w:tcPr>
-            <w:tcW w:type="dxa" w:w="1247"/>
+            <w:tcW w:type="dxa" w:w="1928"/>
           </w:tcPr>
           <w:p>
             <w:r>
@@ -3907,15 +4047,18 @@
                 <w:color w:val="5A5A5A"/>
                 <w:sz w:val="15"/>
               </w:rPr>
-              <w:t>unit_economics.json</w:t>
+              <w:t>unit_economics</w:t>
             </w:r>
           </w:p>
         </w:tc>
       </w:tr>
       <w:tr>
+        <w:trPr>
+          <w:cantSplit/>
+        </w:trPr>
         <w:tc>
           <w:tcPr>
-            <w:tcW w:type="dxa" w:w="2494"/>
+            <w:tcW w:type="dxa" w:w="2268"/>
           </w:tcPr>
           <w:p>
             <w:r>
@@ -3928,7 +4071,7 @@
         </w:tc>
         <w:tc>
           <w:tcPr>
-            <w:tcW w:type="dxa" w:w="3742"/>
+            <w:tcW w:type="dxa" w:w="3402"/>
           </w:tcPr>
           <w:p>
             <w:r>
@@ -3941,7 +4084,7 @@
         </w:tc>
         <w:tc>
           <w:tcPr>
-            <w:tcW w:type="dxa" w:w="1701"/>
+            <w:tcW w:type="dxa" w:w="1587"/>
           </w:tcPr>
           <w:p>
             <w:r>
@@ -3954,7 +4097,7 @@
         </w:tc>
         <w:tc>
           <w:tcPr>
-            <w:tcW w:type="dxa" w:w="1247"/>
+            <w:tcW w:type="dxa" w:w="1928"/>
           </w:tcPr>
           <w:p>
             <w:r>
@@ -3963,7 +4106,7 @@
                 <w:color w:val="5A5A5A"/>
                 <w:sz w:val="15"/>
               </w:rPr>
-              <w:t>unit_economics.json</w:t>
+              <w:t>unit_economics</w:t>
             </w:r>
           </w:p>
         </w:tc>
